--- a/_materials/dogovor-pacienta/out/Положение-о-гарантийных-сроках.docx
+++ b/_materials/dogovor-pacienta/out/Положение-о-гарантийных-сроках.docx
@@ -968,6 +968,201 @@
                 <w:i w:val="0"/>
                 <w:sz w:val="19"/>
               </w:rPr>
+              <w:t>Лечение молочного зуба (пломба)</w:t>
+            </w:r>
+          </w:p>
+        </w:tc>
+        <w:tc>
+          <w:tcPr>
+            <w:tcW w:type="dxa" w:w="2268"/>
+          </w:tcPr>
+          <w:p>
+            <w:pPr>
+              <w:spacing w:after="0"/>
+            </w:pPr>
+            <w:r/>
+            <w:r>
+              <w:rPr>
+                <w:rFonts w:ascii="Times New Roman" w:hAnsi="Times New Roman" w:eastAsia="Times New Roman"/>
+                <w:b w:val="0"/>
+                <w:i w:val="0"/>
+                <w:sz w:val="19"/>
+              </w:rPr>
+              <w:t>6 месяцев</w:t>
+            </w:r>
+          </w:p>
+        </w:tc>
+        <w:tc>
+          <w:tcPr>
+            <w:tcW w:type="dxa" w:w="2268"/>
+          </w:tcPr>
+          <w:p>
+            <w:pPr>
+              <w:spacing w:after="0"/>
+            </w:pPr>
+            <w:r/>
+            <w:r>
+              <w:rPr>
+                <w:rFonts w:ascii="Times New Roman" w:hAnsi="Times New Roman" w:eastAsia="Times New Roman"/>
+                <w:b w:val="0"/>
+                <w:i w:val="0"/>
+                <w:sz w:val="19"/>
+              </w:rPr>
+              <w:t>до физиологической смены зуба</w:t>
+            </w:r>
+          </w:p>
+        </w:tc>
+      </w:tr>
+      <w:tr>
+        <w:trPr>
+          <w:trHeight w:val="351"/>
+        </w:trPr>
+        <w:tc>
+          <w:tcPr>
+            <w:tcW w:type="dxa" w:w="5102"/>
+          </w:tcPr>
+          <w:p>
+            <w:pPr>
+              <w:spacing w:after="0"/>
+            </w:pPr>
+            <w:r/>
+            <w:r>
+              <w:rPr>
+                <w:rFonts w:ascii="Times New Roman" w:hAnsi="Times New Roman" w:eastAsia="Times New Roman"/>
+                <w:b w:val="0"/>
+                <w:i w:val="0"/>
+                <w:sz w:val="19"/>
+              </w:rPr>
+              <w:t>Детская коронка на молочный зуб</w:t>
+            </w:r>
+          </w:p>
+        </w:tc>
+        <w:tc>
+          <w:tcPr>
+            <w:tcW w:type="dxa" w:w="2268"/>
+          </w:tcPr>
+          <w:p>
+            <w:pPr>
+              <w:spacing w:after="0"/>
+            </w:pPr>
+            <w:r/>
+            <w:r>
+              <w:rPr>
+                <w:rFonts w:ascii="Times New Roman" w:hAnsi="Times New Roman" w:eastAsia="Times New Roman"/>
+                <w:b w:val="0"/>
+                <w:i w:val="0"/>
+                <w:sz w:val="19"/>
+              </w:rPr>
+              <w:t>6 месяцев</w:t>
+            </w:r>
+          </w:p>
+        </w:tc>
+        <w:tc>
+          <w:tcPr>
+            <w:tcW w:type="dxa" w:w="2268"/>
+          </w:tcPr>
+          <w:p>
+            <w:pPr>
+              <w:spacing w:after="0"/>
+            </w:pPr>
+            <w:r/>
+            <w:r>
+              <w:rPr>
+                <w:rFonts w:ascii="Times New Roman" w:hAnsi="Times New Roman" w:eastAsia="Times New Roman"/>
+                <w:b w:val="0"/>
+                <w:i w:val="0"/>
+                <w:sz w:val="19"/>
+              </w:rPr>
+              <w:t>до физиологической смены зуба</w:t>
+            </w:r>
+          </w:p>
+        </w:tc>
+      </w:tr>
+      <w:tr>
+        <w:trPr>
+          <w:trHeight w:val="351"/>
+        </w:trPr>
+        <w:tc>
+          <w:tcPr>
+            <w:tcW w:type="dxa" w:w="5102"/>
+          </w:tcPr>
+          <w:p>
+            <w:pPr>
+              <w:spacing w:after="0"/>
+            </w:pPr>
+            <w:r/>
+            <w:r>
+              <w:rPr>
+                <w:rFonts w:ascii="Times New Roman" w:hAnsi="Times New Roman" w:eastAsia="Times New Roman"/>
+                <w:b w:val="0"/>
+                <w:i w:val="0"/>
+                <w:sz w:val="19"/>
+              </w:rPr>
+              <w:t>Герметизация фиссур, фторирование, серебрение</w:t>
+            </w:r>
+          </w:p>
+        </w:tc>
+        <w:tc>
+          <w:tcPr>
+            <w:tcW w:type="dxa" w:w="2268"/>
+          </w:tcPr>
+          <w:p>
+            <w:pPr>
+              <w:spacing w:after="0"/>
+            </w:pPr>
+            <w:r/>
+            <w:r>
+              <w:rPr>
+                <w:rFonts w:ascii="Times New Roman" w:hAnsi="Times New Roman" w:eastAsia="Times New Roman"/>
+                <w:b w:val="0"/>
+                <w:i w:val="0"/>
+                <w:sz w:val="19"/>
+              </w:rPr>
+              <w:t>не устанавливается</w:t>
+            </w:r>
+          </w:p>
+        </w:tc>
+        <w:tc>
+          <w:tcPr>
+            <w:tcW w:type="dxa" w:w="2268"/>
+          </w:tcPr>
+          <w:p>
+            <w:pPr>
+              <w:spacing w:after="0"/>
+            </w:pPr>
+            <w:r/>
+            <w:r>
+              <w:rPr>
+                <w:rFonts w:ascii="Times New Roman" w:hAnsi="Times New Roman" w:eastAsia="Times New Roman"/>
+                <w:b w:val="0"/>
+                <w:i w:val="0"/>
+                <w:sz w:val="19"/>
+              </w:rPr>
+              <w:t>—</w:t>
+            </w:r>
+          </w:p>
+        </w:tc>
+      </w:tr>
+      <w:tr>
+        <w:trPr>
+          <w:trHeight w:val="351"/>
+        </w:trPr>
+        <w:tc>
+          <w:tcPr>
+            <w:tcW w:type="dxa" w:w="5102"/>
+          </w:tcPr>
+          <w:p>
+            <w:pPr>
+              <w:spacing w:after="0"/>
+            </w:pPr>
+            <w:r/>
+            <w:r>
+              <w:rPr>
+                <w:rFonts w:ascii="Times New Roman" w:hAnsi="Times New Roman" w:eastAsia="Times New Roman"/>
+                <w:b w:val="0"/>
+                <w:i w:val="0"/>
+                <w:sz w:val="19"/>
+              </w:rPr>
               <w:t>Профессиональная гигиена, отбеливание</w:t>
             </w:r>
           </w:p>
@@ -1188,6 +1383,22 @@
           <w:sz w:val="21"/>
         </w:rPr>
         <w:t>Недостатки, возникшие по вине клиники, устраняются безвозмездно. Спор о причине недостатка разрешается по результатам осмотра, а при недостижении согласия — экспертизой за счёт клиники (п. 8.6 договора).</w:t>
+      </w:r>
+    </w:p>
+    <w:p>
+      <w:pPr>
+        <w:keepNext w:val="0"/>
+        <w:spacing w:after="60"/>
+        <w:jc w:val="both"/>
+      </w:pPr>
+      <w:r>
+        <w:rPr>
+          <w:rFonts w:ascii="Times New Roman" w:hAnsi="Times New Roman" w:eastAsia="Times New Roman"/>
+          <w:b w:val="0"/>
+          <w:i w:val="0"/>
+          <w:sz w:val="21"/>
+        </w:rPr>
+        <w:t>Молочные зубы. Гарантийный срок на их лечение ограничен и в любом случае прекращается с началом физиологической смены зуба: рассасывание корня — естественный процесс, а не недостаток услуги. Гарантия не распространяется также на повторный кариес, связанный с режимом питания и гигиеной ребёнка, и на случаи, когда родители не приводили ребёнка на профилактические осмотры.</w:t>
       </w:r>
     </w:p>
     <w:p>

--- a/_materials/dogovor-pacienta/out/Положение-о-гарантийных-сроках.docx
+++ b/_materials/dogovor-pacienta/out/Положение-о-гарантийных-сроках.docx
@@ -1419,7 +1419,7 @@
     </w:p>
     <w:sectPr>
       <w:footerReference w:type="default" r:id="rId9"/>
-      <w:pgSz w:w="12240" w:h="15840"/>
+      <w:pgSz w:w="11906" w:h="16838"/>
       <w:pgMar w:top="1020" w:right="850" w:bottom="907" w:left="1134" w:header="720" w:footer="720" w:gutter="0"/>
       <w:cols w:space="720"/>
       <w:docGrid w:linePitch="360"/>
